--- a/rapports/2026-06-06/EQ25/EQ25_sup_v2/DR_032202050007/35-80-36-20.docx
+++ b/rapports/2026-06-06/EQ25/EQ25_sup_v2/DR_032202050007/35-80-36-20.docx
@@ -297,7 +297,7 @@
           <w:color w:val="1F6FEB"/>
           <w:sz w:val="22"/>
         </w:rPr>
-        <w:t>⚠ INCOHÉRENCES À CORRIGER (83)</w:t>
+        <w:t>⚠ INCOHÉRENCES À CORRIGER (81)</w:t>
       </w:r>
     </w:p>
     <w:tbl>
@@ -904,7 +904,7 @@
                 <w:color w:val="16A34A"/>
                 <w:sz w:val="16"/>
               </w:rPr>
-              <w:t>—</w:t>
+              <w:t>s02q33, s01q00b</w:t>
             </w:r>
           </w:p>
         </w:tc>
@@ -935,7 +935,7 @@
                 <w:i w:val="0"/>
                 <w:sz w:val="17"/>
               </w:rPr>
-              <w:t>Incohérence!!! seulement les écoles privées paient les frais de scolarité (y compris les frais d'inscription).</w:t>
+              <w:t>Incoherent!!! La dernière fois que PENDA FALL a  fréquenté l'école est 9999.</w:t>
             </w:r>
           </w:p>
         </w:tc>
@@ -1058,7 +1058,7 @@
                 <w:i w:val="0"/>
                 <w:sz w:val="16"/>
               </w:rPr>
-              <w:t>S02</w:t>
+              <w:t>S03</w:t>
               <w:br/>
             </w:r>
             <w:r>
@@ -1068,7 +1068,7 @@
                 <w:color w:val="64748B"/>
                 <w:sz w:val="14"/>
               </w:rPr>
-              <w:t>Éducation</w:t>
+              <w:t>Santé</w:t>
             </w:r>
           </w:p>
         </w:tc>
@@ -1084,7 +1084,7 @@
                 <w:color w:val="16A34A"/>
                 <w:sz w:val="16"/>
               </w:rPr>
-              <w:t>s02q33, s01q00b</w:t>
+              <w:t>—</w:t>
             </w:r>
           </w:p>
         </w:tc>
@@ -1115,7 +1115,7 @@
                 <w:i w:val="0"/>
                 <w:sz w:val="17"/>
               </w:rPr>
-              <w:t>Incoherent!!! La dernière fois que PENDA FALL a  fréquenté l'école est 9999.</w:t>
+              <w:t>Incohérent !!! MALICK FAYE s'est consulté la première fois pour cette maladie (Douleurs/fatigue) chez un médecin généraliste et vous dites que  MALICK FAYE n'est pas concerné par le montant des frais de consultation d'un médecin généraliste (3.14=9999).</w:t>
             </w:r>
           </w:p>
         </w:tc>
@@ -1205,7 +1205,7 @@
                 <w:i w:val="0"/>
                 <w:sz w:val="17"/>
               </w:rPr>
-              <w:t>Incohérent !!! MALICK FAYE s'est consulté la première fois pour cette maladie (Douleurs/fatigue) chez un médecin généraliste et vous dites que  MALICK FAYE n'est pas concerné par le montant des frais de consultation d'un médecin généraliste (3.14=9999).</w:t>
+              <w:t>Prière de verifier cette incohérence auprès de l'enquêté ou confirmer.</w:t>
             </w:r>
           </w:p>
         </w:tc>
@@ -1238,7 +1238,7 @@
                 <w:i w:val="0"/>
                 <w:sz w:val="16"/>
               </w:rPr>
-              <w:t>S03</w:t>
+              <w:t>S04</w:t>
               <w:br/>
             </w:r>
             <w:r>
@@ -1248,7 +1248,7 @@
                 <w:color w:val="64748B"/>
                 <w:sz w:val="14"/>
               </w:rPr>
-              <w:t>Santé</w:t>
+              <w:t>Emploi</w:t>
             </w:r>
           </w:p>
         </w:tc>
@@ -1264,7 +1264,7 @@
                 <w:color w:val="16A34A"/>
                 <w:sz w:val="16"/>
               </w:rPr>
-              <w:t>—</w:t>
+              <w:t>s04q46</w:t>
             </w:r>
           </w:p>
         </w:tc>
@@ -1295,7 +1295,7 @@
                 <w:i w:val="0"/>
                 <w:sz w:val="17"/>
               </w:rPr>
-              <w:t>Prière de verifier cette incohérence auprès de l'enquêté ou confirmer.</w:t>
+              <w:t>Incohérence! BAYE MODOU BOP  evolue dans l'agriculture mais est  considéré comme salarié ou stagiaire/apprenti non renuméré, prière de revoir la question s04q46 et corriger.</w:t>
             </w:r>
           </w:p>
         </w:tc>
@@ -1328,7 +1328,7 @@
                 <w:i w:val="0"/>
                 <w:sz w:val="16"/>
               </w:rPr>
-              <w:t>S04</w:t>
+              <w:t>S07</w:t>
               <w:br/>
             </w:r>
             <w:r>
@@ -1338,7 +1338,7 @@
                 <w:color w:val="64748B"/>
                 <w:sz w:val="14"/>
               </w:rPr>
-              <w:t>Emploi</w:t>
+              <w:t>Consommation alimentaire</w:t>
             </w:r>
           </w:p>
         </w:tc>
@@ -1354,7 +1354,7 @@
                 <w:color w:val="16A34A"/>
                 <w:sz w:val="16"/>
               </w:rPr>
-              <w:t>s04q46</w:t>
+              <w:t>s00q27, s01q03a, s01q03b, s01q03c, s02q04, s03q14, s04q15, s04q16</w:t>
             </w:r>
           </w:p>
         </w:tc>
@@ -1385,7 +1385,7 @@
                 <w:i w:val="0"/>
                 <w:sz w:val="17"/>
               </w:rPr>
-              <w:t>Incohérence! BAYE MODOU BOP  evolue dans l'agriculture mais est  considéré comme salarié ou stagiaire/apprenti non renuméré, prière de revoir la question s04q46 et corriger.</w:t>
+              <w:t>Incohérence!! Dans ce ménage, chaque individus consomme par jour .5017143 Kg  de cereale; Prière de vérifier les quantités prises des produits cérealiers (de Riz local Gambiaka à Autres semoules de céréales) auprès du ménage ou confirmer avec le QG.</w:t>
             </w:r>
           </w:p>
         </w:tc>
@@ -1418,7 +1418,7 @@
                 <w:i w:val="0"/>
                 <w:sz w:val="16"/>
               </w:rPr>
-              <w:t>S07</w:t>
+              <w:t>S11</w:t>
               <w:br/>
             </w:r>
             <w:r>
@@ -1428,7 +1428,7 @@
                 <w:color w:val="64748B"/>
                 <w:sz w:val="14"/>
               </w:rPr>
-              <w:t>Consommation alimentaire</w:t>
+              <w:t>Logement / cadre de vie</w:t>
             </w:r>
           </w:p>
         </w:tc>
@@ -1444,7 +1444,7 @@
                 <w:color w:val="16A34A"/>
                 <w:sz w:val="16"/>
               </w:rPr>
-              <w:t>s00q27, s01q03a, s01q03b, s01q03c, s02q04, s03q14, s04q15, s04q16</w:t>
+              <w:t>s01q07, s01q08, s02q20, s02q22, s03q07, s02q29, s04q19, s13q02</w:t>
             </w:r>
           </w:p>
         </w:tc>
@@ -1475,7 +1475,7 @@
                 <w:i w:val="0"/>
                 <w:sz w:val="17"/>
               </w:rPr>
-              <w:t>Incohérence!! Dans ce ménage, chaque individus consomme par jour .5017143 Kg  de cereale; Prière de vérifier les quantités prises des produits cérealiers (de Riz local Gambiaka à Autres semoules de céréales) auprès du ménage ou confirmer avec le QG.</w:t>
+              <w:t>Avertissement!! Le montant supporté (25 FCFA) par le ménage pour cette source d’énergie (Bois de chauffe) à DIOURBEL Rural au cours des 30 derniers jours semble incoherent, prière de confirmer ou corriger.</w:t>
             </w:r>
           </w:p>
         </w:tc>
@@ -1508,7 +1508,7 @@
                 <w:i w:val="0"/>
                 <w:sz w:val="16"/>
               </w:rPr>
-              <w:t>S11</w:t>
+              <w:t>S16</w:t>
               <w:br/>
             </w:r>
             <w:r>
@@ -1518,7 +1518,7 @@
                 <w:color w:val="64748B"/>
                 <w:sz w:val="14"/>
               </w:rPr>
-              <w:t>Logement / cadre de vie</w:t>
+              <w:t>Agriculture</w:t>
             </w:r>
           </w:p>
         </w:tc>
@@ -1534,7 +1534,7 @@
                 <w:color w:val="16A34A"/>
                 <w:sz w:val="16"/>
               </w:rPr>
-              <w:t>s01q07, s01q08, s02q20, s02q22, s03q07, s02q29, s04q19, s13q02</w:t>
+              <w:t>s16dq05a, s16dq05c</w:t>
             </w:r>
           </w:p>
         </w:tc>
@@ -1565,7 +1565,7 @@
                 <w:i w:val="0"/>
                 <w:sz w:val="17"/>
               </w:rPr>
-              <w:t>Avertissement!! Le montant supporté (25 FCFA) par le ménage pour cette source d’énergie (Bois de chauffe) à DIOURBEL Rural au cours des 30 derniers jours semble incoherent, prière de confirmer ou corriger.</w:t>
+              <w:t>La quantité de s16dq05a estimée en Kg est incohérente avec la prise dans la question s16dq05c, prière de bien estimer et mettre la valeur exacte.</w:t>
             </w:r>
           </w:p>
         </w:tc>
@@ -1624,7 +1624,7 @@
                 <w:color w:val="16A34A"/>
                 <w:sz w:val="16"/>
               </w:rPr>
-              <w:t>s16dq05a, s16dq05c</w:t>
+              <w:t>s00q07a, s00q08, s00q10, s00q13_0, s00q15_0, s00q17_0, s00q23a, s00q23b</w:t>
             </w:r>
           </w:p>
         </w:tc>
@@ -1655,7 +1655,7 @@
                 <w:i w:val="0"/>
                 <w:sz w:val="17"/>
               </w:rPr>
-              <w:t>La quantité de s16dq05a estimée en Kg est incohérente avec la prise dans la question s16dq05c, prière de bien estimer et mettre la valeur exacte.</w:t>
+              <w:t>La somme des quantités consommées (0 kg), des quantités offertes (50 kg),  des quantités vendus (150 kg) et des quantités en stock (190 kg) depasse la quantité totale (1 kg) que le ménage a eu après la recolte de Arachide , prière de corriger cette incoherence.</w:t>
             </w:r>
           </w:p>
         </w:tc>
@@ -1688,7 +1688,7 @@
                 <w:i w:val="0"/>
                 <w:sz w:val="16"/>
               </w:rPr>
-              <w:t>S16</w:t>
+              <w:t>S17</w:t>
               <w:br/>
             </w:r>
             <w:r>
@@ -1698,7 +1698,7 @@
                 <w:color w:val="64748B"/>
                 <w:sz w:val="14"/>
               </w:rPr>
-              <w:t>Agriculture</w:t>
+              <w:t>Élevage</w:t>
             </w:r>
           </w:p>
         </w:tc>
@@ -1714,7 +1714,7 @@
                 <w:color w:val="16A34A"/>
                 <w:sz w:val="16"/>
               </w:rPr>
-              <w:t>s00q07a, s00q08, s00q10, s00q13_0, s00q15_0, s00q17_0, s00q23a, s00q23b</w:t>
+              <w:t>s17q18a, s17q18b, s17q18c, s17q18d, s17q18e, s17q18f, s17q18g, s17q18h</w:t>
             </w:r>
           </w:p>
         </w:tc>
@@ -1745,7 +1745,7 @@
                 <w:i w:val="0"/>
                 <w:sz w:val="17"/>
               </w:rPr>
-              <w:t>La somme des quantités consommées (0 kg), des quantités offertes (50 kg),  des quantités vendus (150 kg) et des quantités en stock (190 kg) depasse la quantité totale (1 kg) que le ménage a eu après la recolte de Arachide , prière de corriger cette incoherence.</w:t>
+              <w:t>Incohérence!! Le ménage a dit qu'il a abbatu un Poules / poulets dans les fêtes mais vous n'avez declaré aucun nombre d'animal abbatu dans les fêtes, prière de renseigner les nombre dans les questions (s17q18a s17q18b s17q18c s17q18d s17q18e s17q18f s17q18g s17q18h s17q18i).</w:t>
             </w:r>
           </w:p>
         </w:tc>
@@ -1760,10 +1760,10 @@
               <w:rPr>
                 <w:b/>
                 <w:i w:val="0"/>
-                <w:color w:val="DC2626"/>
-                <w:sz w:val="16"/>
-              </w:rPr>
-              <w:t>Haute</w:t>
+                <w:color w:val="EA580C"/>
+                <w:sz w:val="16"/>
+              </w:rPr>
+              <w:t>Moyenne</w:t>
             </w:r>
           </w:p>
         </w:tc>
@@ -1778,7 +1778,7 @@
                 <w:i w:val="0"/>
                 <w:sz w:val="16"/>
               </w:rPr>
-              <w:t>S17</w:t>
+              <w:t>S00</w:t>
               <w:br/>
             </w:r>
             <w:r>
@@ -1788,7 +1788,7 @@
                 <w:color w:val="64748B"/>
                 <w:sz w:val="14"/>
               </w:rPr>
-              <w:t>Élevage</w:t>
+              <w:t>Identification</w:t>
             </w:r>
           </w:p>
         </w:tc>
@@ -1804,7 +1804,7 @@
                 <w:color w:val="16A34A"/>
                 <w:sz w:val="16"/>
               </w:rPr>
-              <w:t>s17q18a, s17q18b, s17q18c, s17q18d, s17q18e, s17q18f, s17q18g, s17q18h</w:t>
+              <w:t>—</w:t>
             </w:r>
           </w:p>
         </w:tc>
@@ -1835,7 +1835,7 @@
                 <w:i w:val="0"/>
                 <w:sz w:val="17"/>
               </w:rPr>
-              <w:t>Incohérence!! Le ménage a dit qu'il a abbatu un Poules / poulets dans les fêtes mais vous n'avez declaré aucun nombre d'animal abbatu dans les fêtes, prière de renseigner les nombre dans les questions (s17q18a s17q18b s17q18c s17q18d s17q18e s17q18f s17q18g s17q18h s17q18i).</w:t>
+              <w:t>L'adresse ou la localisation du ménage doit être bien renseignée, ne doit pas contenir des numéros de téléphone et elle semble courte pour être une adresse.</w:t>
             </w:r>
           </w:p>
         </w:tc>
@@ -1925,7 +1925,7 @@
                 <w:i w:val="0"/>
                 <w:sz w:val="17"/>
               </w:rPr>
-              <w:t>L'adresse ou la localisation du ménage doit être bien renseignée, ne doit pas contenir des numéros de téléphone et elle semble courte pour être une adresse.</w:t>
+              <w:t>Prière de mettre les noms dans ces questions et mettre les contacts à leurs places.</w:t>
             </w:r>
           </w:p>
         </w:tc>
@@ -1958,7 +1958,7 @@
                 <w:i w:val="0"/>
                 <w:sz w:val="16"/>
               </w:rPr>
-              <w:t>S00</w:t>
+              <w:t>S01</w:t>
               <w:br/>
             </w:r>
             <w:r>
@@ -1968,7 +1968,7 @@
                 <w:color w:val="64748B"/>
                 <w:sz w:val="14"/>
               </w:rPr>
-              <w:t>Identification</w:t>
+              <w:t>Démographie</w:t>
             </w:r>
           </w:p>
         </w:tc>
@@ -1984,7 +1984,7 @@
                 <w:color w:val="16A34A"/>
                 <w:sz w:val="16"/>
               </w:rPr>
-              <w:t>—</w:t>
+              <w:t>s01q10_1</w:t>
             </w:r>
           </w:p>
         </w:tc>
@@ -2015,187 +2015,7 @@
                 <w:i w:val="0"/>
                 <w:sz w:val="17"/>
               </w:rPr>
-              <w:t>Prière de mettre les noms dans ces questions et mettre les contacts à leurs places.</w:t>
-            </w:r>
-          </w:p>
-        </w:tc>
-      </w:tr>
-      <w:tr>
-        <w:tc>
-          <w:tcPr>
-            <w:tcW w:type="dxa" w:w="964"/>
-          </w:tcPr>
-          <w:p>
-            <w:r>
-              <w:rPr>
-                <w:b/>
-                <w:i w:val="0"/>
-                <w:color w:val="EA580C"/>
-                <w:sz w:val="16"/>
-              </w:rPr>
-              <w:t>Moyenne</w:t>
-            </w:r>
-          </w:p>
-        </w:tc>
-        <w:tc>
-          <w:tcPr>
-            <w:tcW w:type="dxa" w:w="1247"/>
-          </w:tcPr>
-          <w:p>
-            <w:r>
-              <w:rPr>
-                <w:b/>
-                <w:i w:val="0"/>
-                <w:sz w:val="16"/>
-              </w:rPr>
-              <w:t>S01</w:t>
-              <w:br/>
-            </w:r>
-            <w:r>
-              <w:rPr>
-                <w:b w:val="0"/>
-                <w:i w:val="0"/>
-                <w:color w:val="64748B"/>
-                <w:sz w:val="14"/>
-              </w:rPr>
-              <w:t>Démographie</w:t>
-            </w:r>
-          </w:p>
-        </w:tc>
-        <w:tc>
-          <w:tcPr>
-            <w:tcW w:type="dxa" w:w="1531"/>
-          </w:tcPr>
-          <w:p>
-            <w:r>
-              <w:rPr>
-                <w:b/>
-                <w:i w:val="0"/>
-                <w:color w:val="16A34A"/>
-                <w:sz w:val="16"/>
-              </w:rPr>
-              <w:t>s01q10_1</w:t>
-            </w:r>
-          </w:p>
-        </w:tc>
-        <w:tc>
-          <w:tcPr>
-            <w:tcW w:type="dxa" w:w="1191"/>
-          </w:tcPr>
-          <w:p>
-            <w:r>
-              <w:rPr>
-                <w:b w:val="0"/>
-                <w:i w:val="0"/>
-                <w:color w:val="64748B"/>
-                <w:sz w:val="16"/>
-              </w:rPr>
-              <w:t>GT-CQ</w:t>
-            </w:r>
-          </w:p>
-        </w:tc>
-        <w:tc>
-          <w:tcPr>
-            <w:tcW w:type="dxa" w:w="4706"/>
-          </w:tcPr>
-          <w:p>
-            <w:r>
-              <w:rPr>
-                <w:b w:val="0"/>
-                <w:i w:val="0"/>
-                <w:sz w:val="17"/>
-              </w:rPr>
               <w:t>La taille du ménage lors de l'enquête principale (10) de ce ménage est inférieur à la taille du denombrement (15), prière de fournir des explications concrètes ou aller revisiter le ménage.</w:t>
-            </w:r>
-          </w:p>
-        </w:tc>
-      </w:tr>
-      <w:tr>
-        <w:tc>
-          <w:tcPr>
-            <w:tcW w:type="dxa" w:w="964"/>
-          </w:tcPr>
-          <w:p>
-            <w:r>
-              <w:rPr>
-                <w:b/>
-                <w:i w:val="0"/>
-                <w:color w:val="EA580C"/>
-                <w:sz w:val="16"/>
-              </w:rPr>
-              <w:t>Moyenne</w:t>
-            </w:r>
-          </w:p>
-        </w:tc>
-        <w:tc>
-          <w:tcPr>
-            <w:tcW w:type="dxa" w:w="1247"/>
-          </w:tcPr>
-          <w:p>
-            <w:r>
-              <w:rPr>
-                <w:b/>
-                <w:i w:val="0"/>
-                <w:sz w:val="16"/>
-              </w:rPr>
-              <w:t>S02</w:t>
-              <w:br/>
-            </w:r>
-            <w:r>
-              <w:rPr>
-                <w:b w:val="0"/>
-                <w:i w:val="0"/>
-                <w:color w:val="64748B"/>
-                <w:sz w:val="14"/>
-              </w:rPr>
-              <w:t>Éducation</w:t>
-            </w:r>
-          </w:p>
-        </w:tc>
-        <w:tc>
-          <w:tcPr>
-            <w:tcW w:type="dxa" w:w="1531"/>
-          </w:tcPr>
-          <w:p>
-            <w:r>
-              <w:rPr>
-                <w:b/>
-                <w:i w:val="0"/>
-                <w:color w:val="16A34A"/>
-                <w:sz w:val="16"/>
-              </w:rPr>
-              <w:t>—</w:t>
-            </w:r>
-          </w:p>
-        </w:tc>
-        <w:tc>
-          <w:tcPr>
-            <w:tcW w:type="dxa" w:w="1191"/>
-          </w:tcPr>
-          <w:p>
-            <w:r>
-              <w:rPr>
-                <w:b w:val="0"/>
-                <w:i w:val="0"/>
-                <w:color w:val="64748B"/>
-                <w:sz w:val="16"/>
-              </w:rPr>
-              <w:t>GT-CQ</w:t>
-            </w:r>
-          </w:p>
-        </w:tc>
-        <w:tc>
-          <w:tcPr>
-            <w:tcW w:type="dxa" w:w="4706"/>
-          </w:tcPr>
-          <w:p>
-            <w:r>
-              <w:rPr>
-                <w:b w:val="0"/>
-                <w:i w:val="0"/>
-                <w:sz w:val="17"/>
-              </w:rPr>
-              <w:t>veuillez, s'il vous plait, confirmer les frais de scolarité ( 3000 FCFA) payée de FATOU BOP avec le QG ou apporter les corrections nécessaires.</w:t>
             </w:r>
           </w:p>
         </w:tc>
